--- a/Evidence/Sale MTIISO Master On Us.docx
+++ b/Evidence/Sale MTIISO Master On Us.docx
@@ -10,7 +10,7 @@
         </w:rPr>
         <w:t>POSTMAN EVIDENCE - CHECKOUT FLOW</w:t>
         <w:br/>
-        <w:t>Waktu Eksekusi: 2026-07-16 17:06:23</w:t>
+        <w:t>Waktu Eksekusi: 2026-07-17 09:21:21</w:t>
         <w:br/>
         <w:t>--------------------------------------------------</w:t>
         <w:br/>
@@ -77,7 +77,7 @@
         "address":"Jl. Bahagia no. 1"
     },
     "order":{
-        "id":"LandingPage-17841963851302209",
+        "id":"LandingPage-17842548825213857",
         "items":[{
             "name":"Pertalite - Subsidi",
             "quantity":1,
@@ -105,7 +105,7 @@
           <w:b w:val="off"/>
           <w:sz w:val="22"/>
         </w:rPr>
-        <w:t>{"id":"6edbdcff-abb4-41c8-9bcf-e8d612743b63","createdTime":"2026-07-16T10:06:25.360Z","referenceId":"MILandingPage-17841963851302209","expirationTime":"2026-07-16T11:06:25.359Z","status":"unpaid","amount":1029,"currency":"IDR","paymentSources":["cybersource","mtiiso","bniapiva","cimb","gopay","indodana","kredivo","ovo","mandiriapiva","bridirectdebit","bricard","btniso","mtiqris"],"urls":{"selections":"https://tst.yokke.co.id:2443/checkout/eFYT3YQuQfAnaSEvQ87c1X","checkout":"https://tst.yokke.co.id:2443/checkout/eFYT3YQuQfAnaSEvQ87c1X"}}</w:t>
+        <w:t>{"id":"2f64e184-2573-4fd5-bf07-62301ab9faa7","createdTime":"2026-07-17T02:21:22.739Z","referenceId":"MILandingPage-17842548825213857","expirationTime":"2026-07-17T03:21:22.739Z","status":"unpaid","amount":1029,"currency":"IDR","paymentSources":["cybersource","mtiiso","bniapiva","cimb","gopay","indodana","kredivo","ovo","mandiriapiva","bridirectdebit","bricard","btniso","ocbciso","mtiqris"],"urls":{"selections":"https://tst.yokke.co.id:2443/checkout/6RrxCBWEFozx7aakjJfvy4","checkout":"https://tst.yokke.co.id:2443/checkout/6RrxCBWEFozx7aakjJfvy4"}}</w:t>
         <w:br/>
         <w:t>--------------------------------------------------</w:t>
         <w:br/>
@@ -128,7 +128,7 @@
         <w:rPr>
           <w:b w:val="off"/>
         </w:rPr>
-        <w:t>LandingPage-17841963851302209</w:t>
+        <w:t>LandingPage-17842548825213857</w:t>
         <w:br/>
       </w:r>
       <w:r>
@@ -141,7 +141,7 @@
         <w:rPr>
           <w:b w:val="off"/>
         </w:rPr>
-        <w:t>https://tst.yokke.co.id:2443/checkout/eFYT3YQuQfAnaSEvQ87c1X</w:t>
+        <w:t>https://tst.yokke.co.id:2443/checkout/6RrxCBWEFozx7aakjJfvy4</w:t>
         <w:br/>
       </w:r>
     </w:p>
